--- a/fiscalite/plan-rapport.docx
+++ b/fiscalite/plan-rapport.docx
@@ -215,7 +215,7 @@
         <w:rPr>
           <w:lang w:val="fr-FR"/>
         </w:rPr>
-        <w:t xml:space="preserve"> Le système fiscal doit tenir compte des différences de revenus et de ressources. Le degré exact de redistribution relève du choix collectif ; l’économie peut ensuite chercher la manière la moins coûteuse de l’obtenir.</w:t>
+        <w:t xml:space="preserve"> Le système fiscal doit tenir compte des différences de revenus et de ressources, sans jamais revêtir de caractère confiscatoire selon la jurisprudence du Conseil constitutionnel. Le degré exact de redistribution relève du choix collectif ; l’économie peut ensuite chercher la manière la moins coûteuse de l’obtenir.</w:t>
       </w:r>
     </w:p>
     <w:p>
@@ -261,7 +261,7 @@
         <w:rPr>
           <w:lang w:val="fr-FR"/>
         </w:rPr>
-        <w:t xml:space="preserve"> Le consentement suppose aussi de pouvoir relier prélèvements et dépenses publiques. Transparence des recettes, affectations compréhensibles et responsabilité dans l’usage de l’argent public participent donc à la qualité du système fiscal.</w:t>
+        <w:t xml:space="preserve"> Le consentement suppose aussi de pouvoir relier prélèvements et dépenses publiques. Transparence des recettes, affectations compréhensibles et responsabilité dans l’usage de l’argent public participent donc à la qualité du système fiscal, ce qui suppose que l’État, la Sécurité sociale et les collectivités disposent chacun de ressources propres et identifiables.</w:t>
       </w:r>
     </w:p>
     <w:p>
@@ -409,7 +409,7 @@
         <w:rPr>
           <w:lang w:val="fr-FR"/>
         </w:rPr>
-        <w:t xml:space="preserve"> C’est l’ensemble du système fiscal et social qui doit tenir les trois sommets du triangle.</w:t>
+        <w:t xml:space="preserve"> C’est l’ensemble du système fiscal et social qui doit tenir les trois sommets du triangle (Musgrave ; Mirrlees Review).</w:t>
       </w:r>
     </w:p>
     <w:p>
@@ -624,7 +624,7 @@
         <w:rPr>
           <w:lang w:val="fr-FR"/>
         </w:rPr>
-        <w:t xml:space="preserve"> L’État social grandit, de nouvelles dépenses apparaissent, et le système fiscal s’adapte par couches plutôt que par refonte : cotisations pour financer la protection sociale, puis CSG pour élargir son financement, puis CRDS pour financer la dette sociale.</w:t>
+        <w:t xml:space="preserve"> L’État social grandit, de nouvelles dépenses apparaissent — chômage de masse et vieillissement depuis les années 1970 — et les prélèvements suivent sans jamais rattraper la dépense : de 30 % du PIB en 1960 à 45 % en 2022 (Insee). Le système fiscal s’adapte par couches plutôt que par refonte : cotisations pour financer la protection sociale, puis CSG pour élargir son financement — créée en 1991 à 1,1 %, elle est devenue un second impôt sur le revenu —, puis CRDS pour financer la dette sociale, créée en 1996 pour treize ans et toujours là.</w:t>
       </w:r>
     </w:p>
     <w:p>
@@ -670,7 +670,7 @@
         <w:rPr>
           <w:lang w:val="fr-FR"/>
         </w:rPr>
-        <w:t xml:space="preserve"> Le coût élevé du travail conduit aux allègements de cotisations puis au CICE ; les taux élevés ou mal ciblés conduisent aux niches, exonérations et taux réduits. À force de corriger les conséquences des prélèvements existants, on complexifie encore leur architecture.</w:t>
+        <w:t xml:space="preserve"> Le coût élevé du travail conduit aux allègements de cotisations puis au CICE ; les taux élevés ou mal ciblés conduisent aux niches, exonérations et taux réduits — près de 470 niches aujourd’hui. À force de corriger les conséquences des prélèvements existants, on complexifie encore leur architecture.</w:t>
       </w:r>
     </w:p>
     <w:p>
@@ -743,13 +743,36 @@
           <w:bCs/>
           <w:lang w:val="fr-FR"/>
         </w:rPr>
+        <w:t xml:space="preserve">Beaucoup prélever, parce qu’on dépense beaucoup.</w:t>
+      </w:r>
+      <w:r>
+        <w:rPr>
+          <w:lang w:val="fr-FR"/>
+        </w:rPr>
+        <w:t xml:space="preserve"> La France est au premier rang de la zone euro pour la dépense publique en 2023, avec un écart qui s’est creusé depuis 2001 ; cet écart finance pour deux tiers la protection sociale, d’abord les retraites et la santé (Cochard et Deredec, Bulletin de la Banque de France n° 259/4).</w:t>
+      </w:r>
+    </w:p>
+    <w:p>
+      <w:pPr>
+        <w:pStyle w:val="ListParagraph"/>
+        <w:numPr>
+          <w:ilvl w:val="0"/>
+          <w:numId w:val="2"/>
+        </w:numPr>
+      </w:pPr>
+      <w:r>
+        <w:rPr>
+          <w:b/>
+          <w:bCs/>
+          <w:lang w:val="fr-FR"/>
+        </w:rPr>
         <w:t xml:space="preserve">Cotisations et allègements : des taux marginaux très élevés sur les bas salaires.</w:t>
       </w:r>
       <w:r>
         <w:rPr>
           <w:lang w:val="fr-FR"/>
         </w:rPr>
-        <w:t xml:space="preserve"> La sortie progressive des allègements de cotisations fait fortement augmenter le prélèvement sur l’euro supplémentaire gagné : autour de certains niveaux de salaire, progresser salarialement est davantage taxé qu’au salaire moyen.</w:t>
+        <w:t xml:space="preserve"> La sortie progressive des allègements de cotisations fait fortement augmenter le prélèvement sur l’euro supplémentaire gagné : autour de certains niveaux de salaire, progresser salarialement est davantage taxé qu’au salaire moyen. Trente ans d’exonérations ciblées ont épuisé le levier et tassé l’échelle des salaires (Bozio et Wasmer, 2024) ; sur 100 euros gagnés en travaillant, un salarié en garde 54, contre 60 dans les années 1990 (Foucher).</w:t>
       </w:r>
     </w:p>
     <w:p>
@@ -943,7 +966,30 @@
         <w:rPr>
           <w:lang w:val="fr-FR"/>
         </w:rPr>
-        <w:t xml:space="preserve"> Les allègements de cotisations sont qualifiés d’« aides aux entreprises », les niches tantôt de privilèges, tantôt de politiques publiques : à force de taxer puis de rendre, il devient difficile de savoir qui paie réellement quoi.</w:t>
+        <w:t xml:space="preserve"> Les allègements de cotisations sont qualifiés d’« aides aux entreprises », les niches tantôt de privilèges, tantôt de politiques publiques : à force de taxer puis de rendre, il devient difficile de savoir qui paie réellement quoi. Taxes affectées et fractions de TVA réparties entre l’État, la Sécurité sociale et les collectivités achèvent de brouiller le lien entre l’impôt et ce qu’il finance.</w:t>
+      </w:r>
+    </w:p>
+    <w:p>
+      <w:pPr>
+        <w:pStyle w:val="ListParagraph"/>
+        <w:numPr>
+          <w:ilvl w:val="0"/>
+          <w:numId w:val="2"/>
+        </w:numPr>
+      </w:pPr>
+      <w:r>
+        <w:rPr>
+          <w:b/>
+          <w:bCs/>
+          <w:lang w:val="fr-FR"/>
+        </w:rPr>
+        <w:t xml:space="preserve">Au total, un triangle brisé.</w:t>
+      </w:r>
+      <w:r>
+        <w:rPr>
+          <w:lang w:val="fr-FR"/>
+        </w:rPr>
+        <w:t xml:space="preserve"> Le rendement s’obtient par des taux élevés sur des assiettes mitées ; les incitations se contredisent ; la redistribution passe par une complexité que nul ne maîtrise. Le système pèse trop sur le travail et la production, trop peu sur la consommation, et perd le consentement de ceux qui le paient.</w:t>
       </w:r>
     </w:p>
     <w:p>
@@ -980,7 +1026,7 @@
           <w:color w:val="5F6368"/>
           <w:lang w:val="fr-FR"/>
         </w:rPr>
-        <w:t xml:space="preserve">Le mouvement est le suivant : voilà le système qu’on peut construire, voilà les choix qui restent ouverts à l’intérieur de ce système, voilà pourquoi il est difficile d’y arriver.</w:t>
+        <w:t xml:space="preserve">Le mouvement est le suivant : voilà le système qu’on peut construire, voilà les choix qui restent ouverts à l’intérieur de ce système, voilà pourquoi il est difficile d’y arriver. Une règle la traverse — assiettes larges, taux bas, le moins de niches possible, et pas d’aide là où baisser un impôt suffit — et chaque proposition suit le même mode d’emploi : le principe, ce qu’on en attend, ce que font nos voisins, qui gagne et qui perd, comment y aller, et la réponse aux objections.</w:t>
       </w:r>
     </w:p>
     <w:p>
@@ -1059,7 +1105,7 @@
         <w:rPr>
           <w:lang w:val="fr-FR"/>
         </w:rPr>
-        <w:t xml:space="preserve"> Une CSG beaucoup plus uniforme entre revenus et statuts ; un IR débarrassé de l’essentiel de ses niches et abattements, permettant en contrepartie d’abaisser les taux.</w:t>
+        <w:t xml:space="preserve"> À revenu égal, effort égal : qu’il vienne du travail, d’une pension ou d’un patrimoine, un même revenu doit contribuer de la même façon, d’où une CSG beaucoup plus uniforme entre revenus et statuts ; un IR débarrassé de l’essentiel de ses niches et abattements, permettant en contrepartie d’abaisser les taux.</w:t>
       </w:r>
     </w:p>
     <w:p>
@@ -1082,7 +1128,7 @@
         <w:rPr>
           <w:lang w:val="fr-FR"/>
         </w:rPr>
-        <w:t xml:space="preserve"> Supprimer la C3S ; refondre la CVAE pour qu’elle ne dépende plus du chiffre d’affaires, voire la rapprocher de l’IS ; réduire parallèlement les aides qui compensent ces prélèvements.</w:t>
+        <w:t xml:space="preserve"> Supprimer la C3S ; refondre la CVAE pour qu’elle ne dépende plus du chiffre d’affaires, voire la rapprocher de l’IS ; réduire parallèlement les aides qui compensent ces prélèvements — le troc « zéro aide contre zéro impôt de production », crédits d’impôt et subventions sectorielles finançant la suppression. Resserrer l’assiette de l’IS pour que les grands groupes paient le taux affiché.</w:t>
       </w:r>
     </w:p>
     <w:p>
@@ -1151,7 +1197,7 @@
         <w:rPr>
           <w:lang w:val="fr-FR"/>
         </w:rPr>
-        <w:t xml:space="preserve"> Présenter pour chaque réforme ce qui est supprimé, ce qui est abaissé ou augmenté, son rendement et ses effets distributifs.</w:t>
+        <w:t xml:space="preserve"> Présenter pour chaque réforme ce qui est supprimé, ce qui est abaissé ou augmenté, son rendement et ses effets distributifs ; et pour l’ensemble, ce que paient le travail, la consommation, les entreprises et les transmissions avant et après, avec les gagnants et les perdants par niveau de vie et par âge.</w:t>
       </w:r>
     </w:p>
     <w:p>
@@ -1207,7 +1253,7 @@
         <w:rPr>
           <w:lang w:val="fr-FR"/>
         </w:rPr>
-        <w:t xml:space="preserve"> Discuter l’ampleur souhaitable de la TVA dite sociale et de la baisse correspondante des cotisations.</w:t>
+        <w:t xml:space="preserve"> Discuter l’ampleur souhaitable de la TVA dite sociale et de la baisse correspondante des cotisations. Ce qu’on en attend : un travail moins taxé, des exportations favorisées, des importations et des retraités mis à contribution. Les précédents : le Danemark à la fin des années 1980, l’Allemagne en 2007, la tentative française de 2012, abrogée. Les objections : l’inflation, un choc ponctuel plutôt qu’une spirale ; les retraités modestes, protégés par les minima ; la fraude, réduite par la facturation électronique.</w:t>
       </w:r>
     </w:p>
     <w:p>
@@ -1230,7 +1276,7 @@
         <w:rPr>
           <w:lang w:val="fr-FR"/>
         </w:rPr>
-        <w:t xml:space="preserve"> Mettre face à face les arguments en faveur d’une taxation accrue des héritages et ceux qui plaident pour la modération.</w:t>
+        <w:t xml:space="preserve"> Mettre face à face les arguments en faveur d’une taxation accrue des héritages et ceux qui plaident pour la modération. D’un côté, la naissance pèse de nouveau plus que le travail dans la constitution des patrimoines (CAE, « Repenser l’héritage », 2021) ; de l’autre, l’impôt le plus rejeté, sur une épargne déjà imposée, dont le rendement dépend de la capacité à retenir des assiettes mobiles.</w:t>
       </w:r>
     </w:p>
     <w:p>
@@ -1253,7 +1299,7 @@
         <w:rPr>
           <w:lang w:val="fr-FR"/>
         </w:rPr>
-        <w:t xml:space="preserve"> Distinguer rendement normal, rente, plus-value et prise de risque ; arbitrer le degré de neutralité souhaitable entre supports.</w:t>
+        <w:t xml:space="preserve"> Distinguer rendement normal, rente, plus-value et prise de risque ; arbitrer le degré de neutralité souhaitable entre supports, avec un objectif : orienter l’épargne longue vers les fonds propres des entreprises plutôt que soutenir l’investissement par le guichet (rapport Draghi).</w:t>
       </w:r>
     </w:p>
     <w:p>
@@ -1363,7 +1409,274 @@
         <w:rPr>
           <w:lang w:val="fr-FR"/>
         </w:rPr>
-        <w:t xml:space="preserve"> Hausses, baisses et compensations doivent être votées ensemble pour éviter que seules les premières soient effectivement mises en œuvre.</w:t>
+        <w:t xml:space="preserve"> Hausses, baisses et compensations doivent être votées ensemble pour éviter que seules les premières soient effectivement mises en œuvre : une réforme d’ensemble, aux éléments indissociables, qui appelle un mandat clair.</w:t>
+      </w:r>
+    </w:p>
+    <w:p>
+      <w:pPr>
+        <w:pStyle w:val="ListParagraph"/>
+        <w:numPr>
+          <w:ilvl w:val="0"/>
+          <w:numId w:val="2"/>
+        </w:numPr>
+      </w:pPr>
+      <w:r>
+        <w:rPr>
+          <w:b/>
+          <w:bCs/>
+          <w:lang w:val="fr-FR"/>
+        </w:rPr>
+        <w:t xml:space="preserve">Un calendrier en plusieurs temps.</w:t>
+      </w:r>
+      <w:r>
+        <w:rPr>
+          <w:lang w:val="fr-FR"/>
+        </w:rPr>
+        <w:t xml:space="preserve"> Commencer par ce qui se finance de soi-même — le troc aides contre impôts de production, la TVA sociale — avant les réformes dont le rendement est plus long à venir.</w:t>
+      </w:r>
+    </w:p>
+    <w:p>
+      <w:pPr>
+        <w:pStyle w:val="Heading1"/>
+      </w:pPr>
+      <w:r>
+        <w:rPr>
+          <w:color w:val="C79100"/>
+          <w:spacing w:val="30"/>
+          <w:sz w:val="17"/>
+          <w:szCs w:val="17"/>
+          <w:lang w:val="fr-FR"/>
+        </w:rPr>
+        <w:t xml:space="preserve">POUR LA DISCUSSION</w:t>
+      </w:r>
+      <w:r>
+        <w:rPr>
+          <w:lang w:val="fr-FR"/>
+        </w:rPr>
+        <w:br/>
+        <w:t xml:space="preserve">Éléments à trancher avec la fondation</w:t>
+      </w:r>
+    </w:p>
+    <w:p>
+      <w:pPr>
+        <w:keepNext/>
+        <w:spacing w:after="100"/>
+      </w:pPr>
+      <w:r>
+        <w:rPr>
+          <w:i/>
+          <w:iCs/>
+          <w:color w:val="5F6368"/>
+          <w:lang w:val="fr-FR"/>
+        </w:rPr>
+        <w:t xml:space="preserve">Les points sur lesquels deux options restent ouvertes. Pour chacun, l’option retenue dans ce plan, puis l’alternative.</w:t>
+      </w:r>
+    </w:p>
+    <w:p>
+      <w:pPr>
+        <w:pStyle w:val="ListParagraph"/>
+        <w:numPr>
+          <w:ilvl w:val="0"/>
+          <w:numId w:val="2"/>
+        </w:numPr>
+      </w:pPr>
+      <w:r>
+        <w:rPr>
+          <w:b/>
+          <w:bCs/>
+          <w:lang w:val="fr-FR"/>
+        </w:rPr>
+        <w:t xml:space="preserve">Le niveau des prélèvements.</w:t>
+      </w:r>
+      <w:r>
+        <w:rPr>
+          <w:lang w:val="fr-FR"/>
+        </w:rPr>
+        <w:t xml:space="preserve"> Soit raisonner à recettes constantes, comme la thèse, en laissant le niveau hors du champ ; soit fixer une cible : ramener la dépense vers une norme européenne corrigée — environ 52 % du PIB en 2035, cinq points de moins qu’aujourd’hui — et les prélèvements vers 42 %. Dans ce second cas, il faut encore choisir entre la norme corrigée et la convergence complète vers la moyenne de la zone euro (49,4 % en 2024).</w:t>
+      </w:r>
+    </w:p>
+    <w:p>
+      <w:pPr>
+        <w:pStyle w:val="ListParagraph"/>
+        <w:numPr>
+          <w:ilvl w:val="0"/>
+          <w:numId w:val="2"/>
+        </w:numPr>
+      </w:pPr>
+      <w:r>
+        <w:rPr>
+          <w:b/>
+          <w:bCs/>
+          <w:lang w:val="fr-FR"/>
+        </w:rPr>
+        <w:t xml:space="preserve">Les taux réduits de TVA.</w:t>
+      </w:r>
+      <w:r>
+        <w:rPr>
+          <w:lang w:val="fr-FR"/>
+        </w:rPr>
+        <w:t xml:space="preserve"> Soit les réduire fortement en compensant les ménages modestes par les prestations ; soit les préserver sur les produits de première nécessité.</w:t>
+      </w:r>
+    </w:p>
+    <w:p>
+      <w:pPr>
+        <w:pStyle w:val="ListParagraph"/>
+        <w:numPr>
+          <w:ilvl w:val="0"/>
+          <w:numId w:val="2"/>
+        </w:numPr>
+      </w:pPr>
+      <w:r>
+        <w:rPr>
+          <w:b/>
+          <w:bCs/>
+          <w:lang w:val="fr-FR"/>
+        </w:rPr>
+        <w:t xml:space="preserve">La TVA sociale : quel prélèvement baisser ?</w:t>
+      </w:r>
+      <w:r>
+        <w:rPr>
+          <w:lang w:val="fr-FR"/>
+        </w:rPr>
+        <w:t xml:space="preserve"> Soit les cotisations patronales, ce qui réduit directement le coût du travail ; soit les prélèvements salariés — CSG d’activité ou cotisations vieillesse —, ce qui relève le salaire net sans baisser directement le coût du travail.</w:t>
+      </w:r>
+    </w:p>
+    <w:p>
+      <w:pPr>
+        <w:pStyle w:val="ListParagraph"/>
+        <w:numPr>
+          <w:ilvl w:val="0"/>
+          <w:numId w:val="2"/>
+        </w:numPr>
+      </w:pPr>
+      <w:r>
+        <w:rPr>
+          <w:b/>
+          <w:bCs/>
+          <w:lang w:val="fr-FR"/>
+        </w:rPr>
+        <w:t xml:space="preserve">La transmission.</w:t>
+      </w:r>
+      <w:r>
+        <w:rPr>
+          <w:lang w:val="fr-FR"/>
+        </w:rPr>
+        <w:t xml:space="preserve"> Soit exposer les arguments pour et contre sans trancher ; soit en faire un axe du rapport, avec un impôt sur l’héritier calculé sur tout ce que chacun reçoit au cours de sa vie (abattement élevé exonérant l’immense majorité, barème unique quel que soit le lien de parenté, taux réduit pour ce qu’on reçoit jeune, sur le modèle irlandais), la plus-value constatée au décès et payée à la revente, et la fermeture des portes de sortie (pacte Dutreil plafonné à l’allemande, exit tax durcie, registre des transmissions). Ce second choix suppose de corriger d’abord les inégalités qui tiennent à la naissance.</w:t>
+      </w:r>
+    </w:p>
+    <w:p>
+      <w:pPr>
+        <w:pStyle w:val="ListParagraph"/>
+        <w:numPr>
+          <w:ilvl w:val="0"/>
+          <w:numId w:val="2"/>
+        </w:numPr>
+      </w:pPr>
+      <w:r>
+        <w:rPr>
+          <w:b/>
+          <w:bCs/>
+          <w:lang w:val="fr-FR"/>
+        </w:rPr>
+        <w:t xml:space="preserve">Les impôts de production.</w:t>
+      </w:r>
+      <w:r>
+        <w:rPr>
+          <w:lang w:val="fr-FR"/>
+        </w:rPr>
+        <w:t xml:space="preserve"> Soit supprimer la C3S et refondre la CVAE ; soit supprimer la C3S, la CVAE et la CFE, en rendant aux collectivités une ressource propre par une fiscalité foncière modernisée plutôt que par une dotation.</w:t>
+      </w:r>
+    </w:p>
+    <w:p>
+      <w:pPr>
+        <w:pStyle w:val="ListParagraph"/>
+        <w:numPr>
+          <w:ilvl w:val="0"/>
+          <w:numId w:val="2"/>
+        </w:numPr>
+      </w:pPr>
+      <w:r>
+        <w:rPr>
+          <w:b/>
+          <w:bCs/>
+          <w:lang w:val="fr-FR"/>
+        </w:rPr>
+        <w:t xml:space="preserve">L’impôt sur les sociétés.</w:t>
+      </w:r>
+      <w:r>
+        <w:rPr>
+          <w:lang w:val="fr-FR"/>
+        </w:rPr>
+        <w:t xml:space="preserve"> Soit s’en tenir à l’assiette, pour que le taux affiché soit le taux payé ; soit rendre l’IS progressif — léger pour les petites entreprises, plus lourd pour les très grands bénéfices, apprécié au niveau du groupe pour éviter le fractionnement.</w:t>
+      </w:r>
+    </w:p>
+    <w:p>
+      <w:pPr>
+        <w:pStyle w:val="ListParagraph"/>
+        <w:numPr>
+          <w:ilvl w:val="0"/>
+          <w:numId w:val="2"/>
+        </w:numPr>
+      </w:pPr>
+      <w:r>
+        <w:rPr>
+          <w:b/>
+          <w:bCs/>
+          <w:lang w:val="fr-FR"/>
+        </w:rPr>
+        <w:t xml:space="preserve">Les plus-values.</w:t>
+      </w:r>
+      <w:r>
+        <w:rPr>
+          <w:lang w:val="fr-FR"/>
+        </w:rPr>
+        <w:t xml:space="preserve"> Soit rechercher la neutralité entre supports ; soit alléger leur imposition pour récompenser la prise de risque, voire les exonérer après une longue détention.</w:t>
+      </w:r>
+    </w:p>
+    <w:p>
+      <w:pPr>
+        <w:pStyle w:val="ListParagraph"/>
+        <w:numPr>
+          <w:ilvl w:val="0"/>
+          <w:numId w:val="2"/>
+        </w:numPr>
+      </w:pPr>
+      <w:r>
+        <w:rPr>
+          <w:b/>
+          <w:bCs/>
+          <w:lang w:val="fr-FR"/>
+        </w:rPr>
+        <w:t xml:space="preserve">Les retraites.</w:t>
+      </w:r>
+      <w:r>
+        <w:rPr>
+          <w:lang w:val="fr-FR"/>
+        </w:rPr>
+        <w:t xml:space="preserve"> Soit s’en tenir à leur fiscalité ; soit traiter aussi le système : départ à 65 ans et 45 années de cotisation, un étage de capitalisation pour tous, et une architecture où la solidarité — santé de base, famille, minima, autonomie — est financée par l’impôt, la retraite et le chômage par la cotisation.</w:t>
+      </w:r>
+    </w:p>
+    <w:p>
+      <w:pPr>
+        <w:pStyle w:val="ListParagraph"/>
+        <w:numPr>
+          <w:ilvl w:val="0"/>
+          <w:numId w:val="2"/>
+        </w:numPr>
+      </w:pPr>
+      <w:r>
+        <w:rPr>
+          <w:b/>
+          <w:bCs/>
+          <w:lang w:val="fr-FR"/>
+        </w:rPr>
+        <w:t xml:space="preserve">Le titre.</w:t>
+      </w:r>
+      <w:r>
+        <w:rPr>
+          <w:lang w:val="fr-FR"/>
+        </w:rPr>
+        <w:t xml:space="preserve"> Soit « Un système fiscal pour la France au XXIe siècle » ; soit « Taxer ce qui se transmet, libérer ce qui se crée », « Refonder l’impôt » ou « L’impôt de la puissance ».</w:t>
       </w:r>
     </w:p>
     <w:sectPr>
